--- a/backend/data/sample_brds/BRD-003-Pricing-Tier-Restructure.docx
+++ b/backend/data/sample_brds/BRD-003-Pricing-Tier-Restructure.docx
@@ -159,7 +159,7 @@
               <w:rPr>
                 <w:sz w:val="20"/>
               </w:rPr>
-              <w:t>Deepak Nair, Pricing Strategy Lead</w:t>
+              <w:t>James Thompson, Pricing Strategy Lead</w:t>
             </w:r>
           </w:p>
         </w:tc>
@@ -1550,7 +1550,7 @@
               <w:rPr>
                 <w:sz w:val="20"/>
               </w:rPr>
-              <w:t>Deepak Nair</w:t>
+              <w:t>James Thompson</w:t>
             </w:r>
           </w:p>
         </w:tc>
@@ -1603,7 +1603,7 @@
               <w:rPr>
                 <w:sz w:val="20"/>
               </w:rPr>
-              <w:t>Kavitha Raman</w:t>
+              <w:t>Emily Rodriguez</w:t>
             </w:r>
           </w:p>
         </w:tc>
@@ -1658,7 +1658,7 @@
               <w:rPr>
                 <w:sz w:val="20"/>
               </w:rPr>
-              <w:t>Vikram Desai</w:t>
+              <w:t>David Williams</w:t>
             </w:r>
           </w:p>
         </w:tc>
